--- a/docs/architecture/Essentials_Edition_Comprehensive_User_Stories.docx
+++ b/docs/architecture/Essentials_Edition_Comprehensive_User_Stories.docx
@@ -76,7 +76,7 @@
     </w:p>
     <w:p>
       <w:r>
-        <w:t>This product-backlog reference translates the validated public health personas into implementable user stories for the AI Playbook for Public Health. It emphasizes the Essentials Edition while preserving explicit organization, enterprise, and Full Version dependencies. The stories define user value and acceptance boundaries; they do not prescribe a specific technical implementation.</w:t>
+        <w:t>This product-backlog reference translates the validated public health personas into implementable user stories for the AI Playbook for Public Health. The personas are canonical and apply consistently to the Full and Essentials editions; edition differences affect available capabilities and touchpoints, not the underlying people, motivations, needs, or role definitions. The backlog emphasizes the Essentials Edition while preserving explicit organization, enterprise, and Full Version dependencies. The stories define user value and acceptance boundaries; they do not prescribe a specific technical implementation.</w:t>
       </w:r>
     </w:p>
     <w:p>
